--- a/books/country-churches/downloads/country-churches.docx
+++ b/books/country-churches/downloads/country-churches.docx
@@ -1194,7 +1194,7 @@
         <w:rPr>
           <w:lang w:val="en-GB"/>
         </w:rPr>
-        <w:t xml:space="preserve">For the thought struck him, Have I ever done this? Can I do this? If I had been bidden to bear some heavy burden; to torture myself in some strange way; even to kill myself, I could have done that. But when I am commanded to love—that is another thing altogether. Am I more loving because I have been told that it is right to be so? If I can only obtain eternal life at this price, shall I ever obtain it? I fancy these thoughts must have been in his mind first, but then came another. Was the law clear enough? It talked about his neighbour, but it did not say who his neighbour was. Luke says he was wishing to justify himself; not that anybody had found fault with him, but that some one was saying to him in his heart,</w:t>
+        <w:t xml:space="preserve">For the thought struck him, Have I ever done this? Can I do this? If I had been bidden to bear some heavy burden; to torture myself in some strange way; even to kill myself, I could have done that. But when I am commanded to love—that is another thing altogether. Am I more loving because I have been told that it is right to be so? If I can only obtain eternal life at this price, shall I ever obtain it? I fancy these thoughts must have been in his mind first, but then came another. Was the law clear enough? It talked about his neighbour, but it did not say who his neighbour was. St. Luke says he was wishing to justify himself; not that anybody had found fault with him, but that some one was saying to him in his heart,</w:t>
       </w:r>
       <w:r>
         <w:rPr>
@@ -12455,7 +12455,7 @@
         <w:rPr>
           <w:lang w:val="en-GB"/>
         </w:rPr>
-        <w:t xml:space="preserve">I find a child very naughty, disagreeable, ill-behaved; well, I am tempted to dislike or despise the child; I must dislike or despise it if I think only of the child’s naughtiness, disagreeableness, ill-behaviour. I cannot help it. But that is not the child. What disfigures the child; that is what makes it different from what it is meant to be. That child—every child on this earth—has a true life in it, as well as this bad nature which leads it to show forth bad tempers and do bad things. This true life is what our Lord calls the child’s angel. His Father in heaven, He says, sees this angel in every child. This angel looks up to Him through the eye of every child. It beholds His face. These are good tidings. God sees the true child, loves the true child, when we are most finding fault with the false child. And our Lord would have us recollect this, that we may always see the true child underneath the false child, and speak to the true child, to the angel in the child which can hear us instead of speaking to the false child which cannot hear us. If I say to a child which has been naughty,</w:t>
+        <w:t xml:space="preserve">I find a child very naughty, disagreeable, ill-behaved; well, I am tempted to dislike or despise the child; I must dislike or despise it if I think only of the child’s naughtiness, disagreeableness, ill-behaviour. I cannot help it. But that is not the child. That is what disfigures the child; that is what makes it different from what it is meant to be. That child—every child on this earth—has a true life in it, as well as this bad nature which leads it to show forth bad tempers and do bad things. This true life is what our Lord calls the child’s angel. His Father in heaven, He says, sees this angel in every child. This angel looks up to Him through the eye of every child. It beholds His face. These are good tidings. God sees the true child, loves the true child, when we are most finding fault with the false child. And our Lord would have us recollect this, that we may always see the true child underneath the false child, and speak to the true child, to the angel in the child which can hear us instead of speaking to the false child which cannot hear us. If I say to a child which has been naughty,</w:t>
       </w:r>
       <w:r>
         <w:rPr>
@@ -18750,7 +18750,7 @@
         <w:rPr>
           <w:lang w:val="en-GB"/>
         </w:rPr>
-        <w:t xml:space="preserve">Is that sentence worn out? Has that nothing to do with Englishmen as well as with Jews? Brethren, I do not think we any of us know the least what it had to do with the Jews, if we have not learnt by experience what it has to do with ourselves. I do not think we could tell how the Jews thought of the God who had made a covenant with them and chosen them to be His people, if we were not bitterly aware how we have thought of Him who has made the better covenant with us, and chosen us to be witnesses of His Truth and Love to all the families of the earth. Are you astonished when you hear how stiffnecked the Israelites were, how they refused to believe in the God who had led them through the Red Sea, who had borne them as on eagles’ wings across the wilderness? Does it not strike you that we have been the sharers in a greater Redemption than that—we have been borne, we are borne day by day, through greater perils? And do we believe the more for that? Do we trust Him who has taken us to be His children, who has declared that we belong to the Body of His Own Son, who has sealed us with His Spirit? Do we not continually believe this God, this Father, this Deliverer, to be our foe; One whom it would be well if we could banish from us for ever? Do we not act as if we wished that there were no such Being; as if we only acknowledged Him because we dare not deny Him? Oh! Brethren, must not the message come to us also,</w:t>
+        <w:t xml:space="preserve">Is that sentence worn out? Has that nothing to do with Englishmen as well as with Jews? Brethren, I do not think we any of us know the least what it had to do with the Jews, if we have not learnt by experience what it has to do with ourselves. I do not think we could tell how the Jews thought of the God who had made a covenant with them and chosen them to be His people, if we were not bitterly aware how we have thought of Him who has made the better covenant with us, and chosen us to be witnesses of His Truth and Love to all the families of the earth. Are you astonished when you hear how stiff-necked the Israelites were, how they refused to believe in the God who had led them through the Red Sea, who had borne them as on eagles’ wings across the wilderness? Does it not strike you that we have been the sharers in a greater Redemption than that—we have been borne, we are borne day by day, through greater perils? And do we believe the more for that? Do we trust Him who has taken us to be His children, who has declared that we belong to the Body of His Own Son, who has sealed us with His Spirit? Do we not continually believe this God, this Father, this Deliverer, to be our foe; One whom it would be well if we could banish from us for ever? Do we not act as if we wished that there were no such Being; as if we only acknowledged Him because we dare not deny Him? Oh! Brethren, must not the message come to us also,</w:t>
       </w:r>
       <w:r>
         <w:rPr>

--- a/books/country-churches/downloads/country-churches.docx
+++ b/books/country-churches/downloads/country-churches.docx
@@ -11025,31 +11025,31 @@
         <w:rPr>
           <w:lang w:val="en-GB"/>
         </w:rPr>
-        <w:t xml:space="preserve">The Son of Man answered.</w:t>
-      </w:r>
-      <w:r>
-        <w:rPr>
-          <w:lang w:val="en-GB"/>
-        </w:rPr>
-        <w:t xml:space="preserve"> </w:t>
-      </w:r>
-      <w:r>
-        <w:rPr>
-          <w:lang w:val="en-GB"/>
-        </w:rPr>
-        <w:t xml:space="preserve">“I will: be thou clean.”</w:t>
-      </w:r>
-      <w:r>
-        <w:rPr>
-          <w:lang w:val="en-GB"/>
-        </w:rPr>
-        <w:t xml:space="preserve"> </w:t>
-      </w:r>
-      <w:r>
-        <w:rPr>
-          <w:lang w:val="en-GB"/>
-        </w:rPr>
-        <w:t xml:space="preserve">And cleansed he was: he became well within, and now could go to the priest who had the care of such complaints, and could show that the outward signs of his disease—the marks on his body—were gone. Next we were told of the servant of an officer in the Roman army, who was sick. His master besought Jesus to cure him. Jesus went towards the house, but the officer said,</w:t>
+        <w:t xml:space="preserve">The Son of Man answered,</w:t>
+      </w:r>
+      <w:r>
+        <w:rPr>
+          <w:lang w:val="en-GB"/>
+        </w:rPr>
+        <w:t xml:space="preserve"> </w:t>
+      </w:r>
+      <w:r>
+        <w:rPr>
+          <w:lang w:val="en-GB"/>
+        </w:rPr>
+        <w:t xml:space="preserve">“I will; be thou clean.”</w:t>
+      </w:r>
+      <w:r>
+        <w:rPr>
+          <w:lang w:val="en-GB"/>
+        </w:rPr>
+        <w:t xml:space="preserve"> </w:t>
+      </w:r>
+      <w:r>
+        <w:rPr>
+          <w:lang w:val="en-GB"/>
+        </w:rPr>
+        <w:t xml:space="preserve">And cleansed he was; he became well within, and now could go to the priest who had the care of such complaints, and could show that the outward signs of his disease—the marks on his body—were gone. Next we were told of the servant of an officer in the Roman army, who was sick. His master besought Jesus to cure him. Jesus went towards the house, but the officer said,</w:t>
       </w:r>
       <w:r>
         <w:rPr>
@@ -12067,7 +12067,7 @@
         <w:rPr>
           <w:lang w:val="en-GB"/>
         </w:rPr>
-        <w:t xml:space="preserve">We cannot be our own masters: we must have some master, a good or a bad one. There is always something for us to do, and something for us not to do—a right way and a wrong way; and there is always One near us who would guide us into the right way, and out of the wrong way. It is well to remember that; we are all exceedingly ready to forget it. A man says to himself</w:t>
+        <w:t xml:space="preserve">We cannot be our own masters; we must have some master, a good or a bad one. There is always something for us to do, and something for us not to do—a right way and a wrong way; and there is always One near us who would guide us into the right way, and out of the wrong way. It is well to remember that; we are all exceedingly ready to forget it. A man says to himself</w:t>
       </w:r>
       <w:r>
         <w:rPr>
@@ -12280,7 +12280,7 @@
         <w:rPr>
           <w:lang w:val="en-GB"/>
         </w:rPr>
-        <w:t xml:space="preserve">Tomorrow is the Festival of St. Michael and All Angels, what we call Michaelmas Day. The passage chosen for the epistle on that day, speaks of a war in heaven. Michael and his angels, it is said, fought against the devil and his angels, and conquered them. I believe that war in heaven has very much to do with us on earth. More may be meant by it than I know, but this I am sure is meant by it, that the devil has done his utmost to overcome Christ, and has failed; that Christ has proved good to be stronger than evil, light than darkness. He has done this for His whole universe, for the spirits in every other world, and for us poor men in this. The powers that are for us are greater than the powers that are against us. God our Father is for us; Christ, His only begotten Son, the express image of His person, is for us. A multitude of good angels, who never disobeyed Him, but who have always delighted to do His commandments, are for us. The spirits of just men made perfect, who were once on earth tempted as we are tempted, by the world, the flesh, and the devil, who sinned as we have sinned, but have washed their robes and made them white in the blood of the Lamb, these are for us. And they are not idle; it is written they are ministers of those who are heirs of salvation. They are helping us in ways that we cannot think of or dream of. When you read a good book, written by a good man, no longer among us, that man is helping you. He knows more now that he could put into his book. He can speak to us out of it, and tell us what he meant in his book, and where he blundered in trying to express his meaning. The words of our parents, of dear friends that are gone, how they start up sometimes in our minds! how they come back to us as if they were speaking these very words to us! And are they not speaking these words to us? Do not they care for us far more than they did when they were less good, less loving? Cannot they teach us better now than then?</w:t>
+        <w:t xml:space="preserve">To-morrow is the Festival of St. Michael and All Angels, what we call Michaelmas Day. The passage chosen for the epistle on that day, speaks of a war in heaven. Michael and his angels, it is said, fought against the devil and his angels, and conquered them. I believe that war in heaven has very much to do with us on earth. More may be meant by it than I know, but this I am sure is meant by it, that the devil has done his utmost to overcome Christ, and has failed; that Christ has proved good to be stronger than evil, light than darkness. He has done this for His whole universe, for the spirits in every other world, and for us poor men in this. The powers that are for us are greater than the powers that are against us. God our Father is for us; Christ, His only begotten Son, the express image of His person, is for us. A multitude of good angels, who never disobeyed Him, but who have always delighted to do His commandments, are for us. The spirits of just men made perfect, who were once on earth tempted as we are tempted, by the world, the flesh, and the devil, who sinned as we have sinned, but have washed their robes and made them white in the blood of the Lamb, these are for us. And they are not idle; it is written they are ministers of those who are heirs of salvation. They are helping us in ways that we cannot think of or dream of. When you read a good book, written by a good man, no longer among us, that man is helping you. He knows more now that he could put into his book. He can speak to us out of it, and tell us what he meant in his book, and where he blundered in trying to express his meaning. The words of our parents, of dear friends that are gone, how they start up sometimes in our minds! how they come back to us as if they were speaking these very words to us! And are they not speaking these words to us? Do not they care for us far more than they did when they were less good, less loving? Cannot they teach us better now than then?</w:t>
       </w:r>
     </w:p>
     <w:p>
@@ -13740,7 +13740,7 @@
         <w:rPr>
           <w:lang w:val="en-GB"/>
         </w:rPr>
-        <w:t xml:space="preserve">My Brethren, we have said to-day that we are under this new covenant: when the Commandments were read from the Altar, we prayed, Lord, have mercy upon us, and write all these Thy laws in our hearts, we beseech Thee. The laws are written in the twentieth chapter of Exodus; they are said there to have been written on tables of stone. We are not content that they should be written in that chapter or on those stones. We do not think they can help us much whilst they are at a distance from us—whilst we only read them out of a book. They were spoken to the people of Israel. We want that they should be spoken to us. We want that they should be spoken not only into our ears but into our minds and hearts. We ask Him from whom they came to put them into our minds—to fix them in our hearts. That is what we believe He promised to do for the people of Israel. That is what we believe He promises to do for the people of England. We are sure no one else can do it. No one else knows the heart and mind of an Israelite or an Englishman; no one else knows what is scrawled there which has need to be blotted out, or how any new and better thing can be written in place of it. He does know. He can blot out the scrawl. He can write the clear letters which He wishes to be there.</w:t>
+        <w:t xml:space="preserve">My Brethren, we have said to-day that we are under this new covenant; when the Commandments were read from the Altar, we prayed, Lord, have mercy upon us, and write all these Thy laws in our hearts, we beseech Thee. The laws are written in the twentieth chapter of Exodus; they are said there to have been written on tables of stone. We are not content that they should be written in that chapter or on those stones. We do not think they can help us much whilst they are at a distance from us—whilst we only read them out of a book. They were spoken to the people of Israel. We want that they should be spoken to us. We want that they should be spoken not only into our ears but into our minds and hearts. We ask Him from whom they came to put them into our minds—to fix them in our hearts. That is what we believe He promised to do for the people of Israel. That is what we believe He promises to do for the people of England. We are sure no one else can do it. No one else knows the heart and mind of an Israelite or an Englishman; no one else knows what is scrawled there which has need to be blotted out, or how any new and better thing can be written in place of it. He does know. He can blot out the scrawl. He can write the clear letters which He wishes to be there.</w:t>
       </w:r>
     </w:p>
     <w:p>
@@ -18251,7 +18251,7 @@
         <w:rPr>
           <w:lang w:val="en-GB"/>
         </w:rPr>
-        <w:t xml:space="preserve">He is right; it is too strong for him. He has a master over him who will not let him go, but this master is not too strong for Christ. Christ, when upon earth, set men free from such masters: He is not less mighty now. Call upon Him as a Redeemer from this evil spirit. Ask that the good Spirit may come and dwell with you, and take possession of you, and then you will begin to understand what the sufferings of the body and the mind are for; you will find that they have been your schoolmasters to bring you to Christ the Deliverer. Then you will all say,</w:t>
+        <w:t xml:space="preserve">He is right; it is too strong for him. He has a master over him who will not let him go, but this master is not too strong for Christ. Christ, when upon earth, set men free from such masters; He is not less mighty now. Call upon Him as a Redeemer from this evil spirit. Ask that the good Spirit may come and dwell with you, and take possession of you, and then you will begin to understand what the sufferings of the body and the mind are for; you will find that they have been your schoolmasters to bring you to Christ the Deliverer. Then you will all say,</w:t>
       </w:r>
       <w:r>
         <w:rPr>
@@ -19243,6 +19243,7 @@
       <w:keepNext/>
       <w:keepLines/>
       <w:spacing w:after="80" w:before="160"/>
+      <w:jc w:val="center"/>
       <w:outlineLvl w:val="1"/>
     </w:pPr>
     <w:rPr>
@@ -19266,6 +19267,7 @@
       <w:keepNext/>
       <w:keepLines/>
       <w:spacing w:after="80" w:before="160"/>
+      <w:jc w:val="center"/>
       <w:outlineLvl w:val="2"/>
     </w:pPr>
     <w:rPr>

--- a/books/country-churches/downloads/country-churches.docx
+++ b/books/country-churches/downloads/country-churches.docx
@@ -53,7 +53,7 @@
         </w:p>
       </w:sdtContent>
     </w:sdt>
-    <w:bookmarkStart w:id="51" w:name="sermons-preached-in-country-churches"/>
+    <w:bookmarkStart w:id="52" w:name="sermons-preached-in-country-churches"/>
     <w:p>
       <w:pPr>
         <w:pStyle w:val="Heading1"/>
@@ -65,7 +65,7 @@
         <w:t xml:space="preserve">Sermons Preached in Country Churches</w:t>
       </w:r>
     </w:p>
-    <w:bookmarkStart w:id="9" w:name="contents"/>
+    <w:bookmarkStart w:id="9" w:name="preface"/>
     <w:p>
       <w:pPr>
         <w:pStyle w:val="Heading2"/>
@@ -74,6 +74,65 @@
         <w:rPr>
           <w:lang w:val="en-GB"/>
         </w:rPr>
+        <w:t xml:space="preserve">Preface</w:t>
+      </w:r>
+    </w:p>
+    <w:p>
+      <w:pPr>
+        <w:pStyle w:val="FirstParagraph"/>
+      </w:pPr>
+      <w:r>
+        <w:rPr>
+          <w:lang w:val="en-GB"/>
+        </w:rPr>
+        <w:t xml:space="preserve">The title of these Sermons exactly expresses what they are. Mr. Maurice frequently took duty in some quiet village during the summer vacation. He found more rest in ministering to the poor and in speaking to them, than in visits to English watering-places or in foreign travel. The poor</w:t>
+      </w:r>
+      <w:r>
+        <w:rPr>
+          <w:lang w:val="en-GB"/>
+        </w:rPr>
+        <w:t xml:space="preserve"> </w:t>
+      </w:r>
+      <w:r>
+        <w:rPr>
+          <w:lang w:val="en-GB"/>
+        </w:rPr>
+        <w:t xml:space="preserve">“heard him gladly.”</w:t>
+      </w:r>
+      <w:r>
+        <w:rPr>
+          <w:lang w:val="en-GB"/>
+        </w:rPr>
+        <w:t xml:space="preserve"> </w:t>
+      </w:r>
+      <w:r>
+        <w:rPr>
+          <w:lang w:val="en-GB"/>
+        </w:rPr>
+        <w:t xml:space="preserve">They understood his teaching, and crowded to hear him. It is thought that words which went home to the hearts of many simple and ignorant people, may be blessed to others, though unaccompanied by the voice and the face which made them so precious to those who heard them spoken.</w:t>
+      </w:r>
+    </w:p>
+    <w:p>
+      <w:pPr>
+        <w:pStyle w:val="BodyText"/>
+      </w:pPr>
+      <w:r>
+        <w:rPr>
+          <w:lang w:val="en-GB"/>
+        </w:rPr>
+        <w:t xml:space="preserve">Georgina F. Maurice.</w:t>
+      </w:r>
+    </w:p>
+    <w:bookmarkEnd w:id="9"/>
+    <w:bookmarkStart w:id="10" w:name="contents"/>
+    <w:p>
+      <w:pPr>
+        <w:pStyle w:val="Heading2"/>
+      </w:pPr>
+      <w:r>
+        <w:rPr>
+          <w:lang w:val="en-GB"/>
+        </w:rPr>
         <w:t xml:space="preserve">Contents</w:t>
       </w:r>
     </w:p>
@@ -528,8 +587,8 @@
         <w:t xml:space="preserve">Sermon XLI. Repentance and Conversion</w:t>
       </w:r>
     </w:p>
-    <w:bookmarkEnd w:id="9"/>
-    <w:bookmarkStart w:id="10" w:name="sermon-i.-the-pool-of-bethesda"/>
+    <w:bookmarkEnd w:id="10"/>
+    <w:bookmarkStart w:id="11" w:name="sermon-i.-the-pool-of-bethesda"/>
     <w:p>
       <w:pPr>
         <w:pStyle w:val="Heading2"/>
@@ -740,8 +799,8 @@
         <w:t xml:space="preserve">And this is part of the lesson which we ought to remember. It was the Sabbath-day on which our Lord healed the impotent man. The Jewish rulers were angry; they thought our Lord ought not to have healed on the Sabbath-day. But He declared that the Sabbath-day was the very day for healing: that God means it to be a day of healing and blessing to all His creatures. We come here on Sundays because it is so. We come to Church not to say a few prayers, or to hear a few words from the pulpit, but to learn who the great healer is, and how we are to be healed. We come that we may get strength to walk during the week, to go through the business of it truly and heartily; as if we were God’s children, sent into the world by Him to till the earth and subdue it, and to be like Him, loving and just, and lowly, as His wellbeloved Son Jesus Christ was on earth and is in heaven. May He enable us to be so this week by His good Spirit, and then we shall feel that Christ heals on the Sabbath as He did of old.</w:t>
       </w:r>
     </w:p>
-    <w:bookmarkEnd w:id="10"/>
-    <w:bookmarkStart w:id="11" w:name="sermon-ii.-the-gift-of-hearing"/>
+    <w:bookmarkEnd w:id="11"/>
+    <w:bookmarkStart w:id="12" w:name="sermon-ii.-the-gift-of-hearing"/>
     <w:p>
       <w:pPr>
         <w:pStyle w:val="Heading2"/>
@@ -1018,8 +1077,8 @@
         <w:t xml:space="preserve">Dear brethren, Christ is the master of them; He is called the Word in Holy Scripture; it is He who alone can command our words, so that they shall be good as He would have them be; so that they shall be mighty for His purpose. May He ever command yours and mine. And may the words of His New Testament break through all barriers that hinder them from entering into us, and be to us instruments of God’s righteousness, of God’s own Spirit.</w:t>
       </w:r>
     </w:p>
-    <w:bookmarkEnd w:id="11"/>
-    <w:bookmarkStart w:id="12" w:name="sermon-iii.-the-spirit-of-love"/>
+    <w:bookmarkEnd w:id="12"/>
+    <w:bookmarkStart w:id="13" w:name="sermon-iii.-the-spirit-of-love"/>
     <w:p>
       <w:pPr>
         <w:pStyle w:val="Heading2"/>
@@ -1535,8 +1594,8 @@
         <w:t xml:space="preserve">’</w:t>
       </w:r>
     </w:p>
-    <w:bookmarkEnd w:id="12"/>
-    <w:bookmarkStart w:id="13" w:name="sermon-iv.-waiting-for-christ"/>
+    <w:bookmarkEnd w:id="13"/>
+    <w:bookmarkStart w:id="14" w:name="sermon-iv.-waiting-for-christ"/>
     <w:p>
       <w:pPr>
         <w:pStyle w:val="Heading2"/>
@@ -1974,8 +2033,8 @@
         <w:t xml:space="preserve">But let us despair no longer. For the will of our Father in heaven is to do us good, to save us, to bring us to the knowledge of His truth. His will is that we should receive the blessings He has given us, and wait for the blessings He has in store for us.</w:t>
       </w:r>
     </w:p>
-    <w:bookmarkEnd w:id="13"/>
-    <w:bookmarkStart w:id="14" w:name="sermon-v.-st.-peters-conversion"/>
+    <w:bookmarkEnd w:id="14"/>
+    <w:bookmarkStart w:id="15" w:name="sermon-v.-st.-peters-conversion"/>
     <w:p>
       <w:pPr>
         <w:pStyle w:val="Heading2"/>
@@ -2528,8 +2587,8 @@
         <w:t xml:space="preserve">And that is the good news which St. Peter preached, and which we are to preach to you. Repentance is far too hard a thing for man to accomplish; any man who has tried to repent knows that. But Christ is revealed as a prince over our hearts, to turn them according to God’s good and gracious will. Our sins cling too close to us for you and me to tear them off. But Christ has claimed us for members of His body, that He may do that for us which we cannot do. Christ gives us His spirit that He may make us free, in spite of all our inclination to continue slaves of a cruel tyrant. Let us believe this, brethren. And then you will desire that same Holy Spirit, who, when He had converted Simon Peter, made him a witness to his brethren, and a strengthener of them, to give you power by your lips to declare to all you meet, that Christ is their prince and Saviour; that He has been raised from the dead to give them repentance and remission of sins.</w:t>
       </w:r>
     </w:p>
-    <w:bookmarkEnd w:id="14"/>
-    <w:bookmarkStart w:id="15" w:name="sermon-vi.-the-sick-of-the-palsy"/>
+    <w:bookmarkEnd w:id="15"/>
+    <w:bookmarkStart w:id="16" w:name="sermon-vi.-the-sick-of-the-palsy"/>
     <w:p>
       <w:pPr>
         <w:pStyle w:val="Heading2"/>
@@ -3263,8 +3322,8 @@
         <w:t xml:space="preserve">‘These are the signs that I have power on earth to forgive sins. Go, therefore, in the strength of my body and blood which I have given for you, to serve with pure and humble hearts your Father and your brethren.’</w:t>
       </w:r>
     </w:p>
-    <w:bookmarkEnd w:id="15"/>
-    <w:bookmarkStart w:id="16" w:name="Xcc8b9722f1a984cdee7215e80194ad6de083c18"/>
+    <w:bookmarkEnd w:id="16"/>
+    <w:bookmarkStart w:id="17" w:name="Xcc8b9722f1a984cdee7215e80194ad6de083c18"/>
     <w:p>
       <w:pPr>
         <w:pStyle w:val="Heading2"/>
@@ -3787,8 +3846,8 @@
         <w:t xml:space="preserve">Surely it is. It is dreadful to distrust God who is all good, and to trust in ourselves in whom apart from God there is no good at all. It is dreadful to think highly of ourselves. If you think that, come to this feast that you may confess God’s infinite goodness, which is manifested in his Son, His goodness in marrying that Son to our nature, that we might be clothed with his spotless garment of Justice and Love, come and own how empty you are that he may feed you with the food of eternal life. Depend upon it, he will send none away who desire that food. He will cast none into outer darkness who seek for His light.</w:t>
       </w:r>
     </w:p>
-    <w:bookmarkEnd w:id="16"/>
-    <w:bookmarkStart w:id="17" w:name="sermon-viii.-the-redemption-of-the-body"/>
+    <w:bookmarkEnd w:id="17"/>
+    <w:bookmarkStart w:id="18" w:name="sermon-viii.-the-redemption-of-the-body"/>
     <w:p>
       <w:pPr>
         <w:pStyle w:val="Heading2"/>
@@ -4295,8 +4354,8 @@
         <w:t xml:space="preserve">As He raised His body out of the grave, He will raise mine. As he ascended with His body to Heaven, He will give mine power to use all the energies which He has given it, with no hindrance from earth or from death. As He will appear in the glory of His Father, He will enable me to shine forth with all his redeemed children in His Father’s kingdom.</w:t>
       </w:r>
     </w:p>
-    <w:bookmarkEnd w:id="17"/>
-    <w:bookmarkStart w:id="18" w:name="sermon-ix.-the-spirit-the-help-to-prayer"/>
+    <w:bookmarkEnd w:id="18"/>
+    <w:bookmarkStart w:id="19" w:name="sermon-ix.-the-spirit-the-help-to-prayer"/>
     <w:p>
       <w:pPr>
         <w:pStyle w:val="Heading2"/>
@@ -4557,8 +4616,8 @@
         <w:t xml:space="preserve">So you see it is the Spirit who helps us not only to think and to do, but also to pray—who draws out our desires towards God, who speaks more for us and in us than we know. It is very wonderful, but yet it must be so. We could not pray if God Himself were not stirring up prayer in us. It is not we who seek first for fellowship with Him, He seeks to have fellowship with us. The children begin to ask for their Father, because the Father has been first seeking for His children. That is what our Lord is teaching us in such a number of passages. It was, as I may say, the ground of all His teaching. The Pharisees complained of His keeping company with sinners. Nay, He said, but what does a shepherd do who has lost a sheep out of his fold? What does a woman do who has lost a piece of money? What does a father do whose child has wandered away from him? Whatever these do, He said, that your Father in Heaven is doing for His sheep that are running into the pits and falling over precipices—for the hearts that He has lost—for the children that are forgetting themselves and Him. And he said that He was come to do His Father’s will, which was, that all should come to the knowledge of their true state and should live. Be sure, then, brethren, that when we are able to ask for God’s Spirit to help us, it is because He is seeking after us, and prompting that wish of ours, and stirring us up that it may not be a lazy half-wish, but a real, strong, earnest cry. Be sure that when we feel as if we needed to pray, but cannot, God’s Spirit is teaching us our weakness, and His strength; how much more He cares for us than we care for Him; how impossible it is for us to be right, or to be at peace, till we believe in Him and yield to Him. Be sure that these deep longings, which there are in all of us, even in those who are going most wrong, are the groanings of that Spirit whom we have grieved and resisted. Be sure that He speaks to our true, better mind; that the other mind, which is contrary to His, is a false, accursed, devilish one, which we may ask Him to cast out. And oh! is it not a blessed thought that this Spirit is uttering His groans for the deliverance of this world of ours from all its sin and slavery, and wretchedness? Should not we rejoice that God knows what is the mind of this Spirit; for it is His own mind? Should not we confess that all the evil that there is in us, and in all men, comes from our fighting against that gracious mind of the Father and of the Son? Should not we trust, with all our hearts, that His will should at last be done on earth as it is in Heaven? And do not think that those who have prayed that prayer here on earth, pray it less fervently when they leave the earth. Then their tongues are loosed; then they can pray for us and all their friends fighting here below, as God’s Spirit would have them pray; then they begin to know that no prayer, or groan, that has been uttered in the lowliest chamber, or in the darkest dungeon, shall be in vain. God’s Spirit inspired those prayers and groans, and His new Heaven and new Earth will be the answer to them.</w:t>
       </w:r>
     </w:p>
-    <w:bookmarkEnd w:id="18"/>
-    <w:bookmarkStart w:id="19" w:name="sermon-x.-the-law-of-inheritance"/>
+    <w:bookmarkEnd w:id="19"/>
+    <w:bookmarkStart w:id="20" w:name="sermon-x.-the-law-of-inheritance"/>
     <w:p>
       <w:pPr>
         <w:pStyle w:val="Heading2"/>
@@ -4935,8 +4994,8 @@
         <w:t xml:space="preserve">“Servants of servants shall they be.”</w:t>
       </w:r>
     </w:p>
-    <w:bookmarkEnd w:id="19"/>
-    <w:bookmarkStart w:id="20" w:name="sermon-xi.-the-deliverer-from-crime"/>
+    <w:bookmarkEnd w:id="20"/>
+    <w:bookmarkStart w:id="21" w:name="sermon-xi.-the-deliverer-from-crime"/>
     <w:p>
       <w:pPr>
         <w:pStyle w:val="Heading2"/>
@@ -5329,8 +5388,8 @@
         <w:t xml:space="preserve">I beseech you to recollect this, you who are bringing your children to be baptized, promising in their name that they should keep God’s will and commandments, and walk in the same. I beseech you to think of it who are learning these commandments at school, and you who are old and who have learned what it is to break them. To all of you God speaks words of mercy and deliverance. He loves you all too much to leave you easy when you are disobeying and forgetting Him. And especially, I beseech you who have eaten the bread and drunk the wine to-day at our Lord’s table, to remember that these were the witness and assurance that He is with us everywhere, wherever we are, and whatever we are doing, and that He can make us obey what St. Paul calls the royal law—what St. James calls the law of liberty—thou shalt love thy neighbour as thyself—and if this is written in our hearts, there is no fear that we shall do any wrong to our neighbour or to our country.</w:t>
       </w:r>
     </w:p>
-    <w:bookmarkEnd w:id="20"/>
-    <w:bookmarkStart w:id="21" w:name="sermon-xii.-st.-john-baptists-day"/>
+    <w:bookmarkEnd w:id="21"/>
+    <w:bookmarkStart w:id="22" w:name="sermon-xii.-st.-john-baptists-day"/>
     <w:p>
       <w:pPr>
         <w:pStyle w:val="Heading2"/>
@@ -5964,8 +6023,8 @@
         <w:t xml:space="preserve">“Unto us a child is born, unto us a son is given, and the government shall be upon His shoulders, and His name shall be called Wonderful Counsellor, the mighty God, the everlasting Father, the Prince of Peace.”</w:t>
       </w:r>
     </w:p>
-    <w:bookmarkEnd w:id="21"/>
-    <w:bookmarkStart w:id="22" w:name="sermon-xiii.-the-transfiguration"/>
+    <w:bookmarkEnd w:id="22"/>
+    <w:bookmarkStart w:id="23" w:name="sermon-xiii.-the-transfiguration"/>
     <w:p>
       <w:pPr>
         <w:pStyle w:val="Heading2"/>
@@ -6288,8 +6347,8 @@
         <w:t xml:space="preserve">But that vision was not granted to the disciples for nothing; and it is not for nothing that we are permitted to read of it in this distant land, so long after it has departed. It was to tell the disciples, and to tell us that one day He who appeared on earth as a poor man, walking with poor men, and dying the death of a slave, would appear in the glory of His Father and of His holy angels; that Moses and Elijah, and every one of those who had done His work on earth, would be with Him. It was to tell them, and to tell us that every human creature shall see Him when He is manifested in His glory; that all the mists which have hidden Him from us shall be scattered; that the quick and the dead shall alike hear His voice. It was to tell them and us that this glory will only confound us and overwhelm us if we are not listening to Him now, living for Him now; that if we are, if we are asking Him to purge us from our sins and make us true men, we shall long for His appearing to end the conflict and anguish of the world, and to set all things right.</w:t>
       </w:r>
     </w:p>
-    <w:bookmarkEnd w:id="22"/>
-    <w:bookmarkStart w:id="23" w:name="sermon-xiv.-the-publican"/>
+    <w:bookmarkEnd w:id="23"/>
+    <w:bookmarkStart w:id="24" w:name="sermon-xiv.-the-publican"/>
     <w:p>
       <w:pPr>
         <w:pStyle w:val="Heading2"/>
@@ -6626,8 +6685,8 @@
         <w:t xml:space="preserve">He will present that prayer before God. It will be joined to the prayer of that publican in the temple, and to all the good prayers that have been offered since the world began. And the man who has poured it out will go to his home with a clean heart and right spirit, humbled in himself, exalted in God; waiting for the day when He who was humble, and lowly, and merciful, shall be revealed in the glory of His Father and the holy angels, and when all pride, and vanity, and sin shall be banished out of His universe.</w:t>
       </w:r>
     </w:p>
-    <w:bookmarkEnd w:id="23"/>
-    <w:bookmarkStart w:id="24" w:name="sermon-xv.-the-spirit-and-the-flesh"/>
+    <w:bookmarkEnd w:id="24"/>
+    <w:bookmarkStart w:id="25" w:name="sermon-xv.-the-spirit-and-the-flesh"/>
     <w:p>
       <w:pPr>
         <w:pStyle w:val="Heading2"/>
@@ -7240,8 +7299,8 @@
         <w:t xml:space="preserve">‘Oh, God! Thou hast made us Thy children; Thou hast told us Thou art our Father in Christ Jesus our Lord. Hold us fast to Thee. Fulfil Thy promise of writing Thy law in our hearts by the Spirit. Never let us go out of this bond. Our godfathers and godmothers renounced for us the service of the world and the flesh and the devil. They said they were not our masters and should not be our masters. Help us to say the same every day and every hour. Help us to fight the good fight of faith. For it is only by faith in Thee that we can do anything that is right, or avoid anything that is wrong; only while we believe that Thou art altogether good, and that Thou art our Father, and that Thou hast delivered us from our sins, and that Thou art always on our side; it is only then we put to death our lusts and our hatred and our revelling, only then we can be meek and gentle and brave and true, as Thou hast made us to be.’</w:t>
       </w:r>
     </w:p>
-    <w:bookmarkEnd w:id="24"/>
-    <w:bookmarkStart w:id="25" w:name="sermon-xvi.-mans-dominion"/>
+    <w:bookmarkEnd w:id="25"/>
+    <w:bookmarkStart w:id="26" w:name="sermon-xvi.-mans-dominion"/>
     <w:p>
       <w:pPr>
         <w:pStyle w:val="Heading2"/>
@@ -7690,8 +7749,8 @@
         <w:t xml:space="preserve">Take every autumn; it comes round and brings you in the fruits of the tiny seeds that you sowed last autumn, or last spring, as a witness and pledge that He does not neglect any, the least things, and that He does not merely give you rain to nourish them, and sun to ripen them, but that He gives you what is much better—power to work, and wisdom to know how you should work in the right way. Thank Him for not scattering the fruits in your path without your labour; you would soon become miserable heartless creatures if He did. Thank Him for caring more to make you brave and true than to make you easy and weak and self-indulgent. Thank Him for having set you over the sheep and the oxen, and the fowls of the air, and the fishes of the sea. Thank Him for having given you the moon and stars, not only to direct you in your path, but to make you wonder and ask after Him. Thank Him that He has given you all these lesson-books for your children as well as you. Thank Him because He has said there will be a day in which He will gather up all things unto Christ, both things in heaven and things on earth, unto Him who is the head over all His universe; and when every child, and every star, and every animal, and every flower, shall be seen to have been created by infinite love for His infinite glory.</w:t>
       </w:r>
     </w:p>
-    <w:bookmarkEnd w:id="25"/>
-    <w:bookmarkStart w:id="26" w:name="sermon-xvii.-god-and-mammon"/>
+    <w:bookmarkEnd w:id="26"/>
+    <w:bookmarkStart w:id="27" w:name="sermon-xvii.-god-and-mammon"/>
     <w:p>
       <w:pPr>
         <w:pStyle w:val="Heading2"/>
@@ -8139,8 +8198,8 @@
         <w:t xml:space="preserve">And ask Him to deliver you from the worship of the mammon-god; for in very deed he is the false evil spirit, the devil who is seeking to destroy those bodies and souls in hell which the Son of God died to save, and to make heirs of Eternal Life.</w:t>
       </w:r>
     </w:p>
-    <w:bookmarkEnd w:id="26"/>
-    <w:bookmarkStart w:id="27" w:name="sermon-xviii.-the-glory-of-the-cross"/>
+    <w:bookmarkEnd w:id="27"/>
+    <w:bookmarkStart w:id="28" w:name="sermon-xviii.-the-glory-of-the-cross"/>
     <w:p>
       <w:pPr>
         <w:pStyle w:val="Heading2"/>
@@ -8497,8 +8556,8 @@
         <w:t xml:space="preserve">And in that song, we are told, all that are on the earth, and all that are under the earth, will surely join.</w:t>
       </w:r>
     </w:p>
-    <w:bookmarkEnd w:id="27"/>
-    <w:bookmarkStart w:id="28" w:name="sermon-xix.-the-widow-of-nains-son"/>
+    <w:bookmarkEnd w:id="28"/>
+    <w:bookmarkStart w:id="29" w:name="sermon-xix.-the-widow-of-nains-son"/>
     <w:p>
       <w:pPr>
         <w:pStyle w:val="Heading2"/>
@@ -8885,8 +8944,8 @@
         <w:t xml:space="preserve">And then you may deliver up your children into His hands as to a merciful Saviour, to keep them His, and to use them for His purposes in His kingdom on earth, or in His kingdom in heaven; and then you shall find that He owns you and them as part of that great family which He has rescued from His enemies and presented to His Father.</w:t>
       </w:r>
     </w:p>
-    <w:bookmarkEnd w:id="28"/>
-    <w:bookmarkStart w:id="29" w:name="sermon-xx.-justification"/>
+    <w:bookmarkEnd w:id="29"/>
+    <w:bookmarkStart w:id="30" w:name="sermon-xx.-justification"/>
     <w:p>
       <w:pPr>
         <w:pStyle w:val="Heading2"/>
@@ -9462,8 +9521,8 @@
         <w:t xml:space="preserve">Next remember, that whatever your place in the world, you are called by God, your Almighty Father, to that place. He calls you to be farmers, labourers, schoolmasters, magistrates, physicians, clergymen. They are all His servants. They may all serve Him in pureness of living and truth if they ask Him to be with them, and cast the bad leaven out of them. And He will keep them through their work here, and He will lead them to better and nobler work when He has kept them here as long as He sees fit. For Christ died and rose again, that He might not be separated from those who sleep in Him, but that we should all wait for the day when He shall put death and all His enemies under His feet, and when all shall be gathered together in Him.</w:t>
       </w:r>
     </w:p>
-    <w:bookmarkEnd w:id="29"/>
-    <w:bookmarkStart w:id="30" w:name="sermon-xxi.-truth"/>
+    <w:bookmarkEnd w:id="30"/>
+    <w:bookmarkStart w:id="31" w:name="sermon-xxi.-truth"/>
     <w:p>
       <w:pPr>
         <w:pStyle w:val="Heading2"/>
@@ -10009,8 +10068,8 @@
         <w:t xml:space="preserve">and that God’s kingdom of truth may come, and that God’s will, which is the will of truth, may be done on earth as it is in heaven. Only be sure that what God requires is just what you require to make you blessed, and then you will ask for that, and He will give you more than you can ask or think.</w:t>
       </w:r>
     </w:p>
-    <w:bookmarkEnd w:id="30"/>
-    <w:bookmarkStart w:id="31" w:name="sermon-xxii.-ministers-of-christ"/>
+    <w:bookmarkEnd w:id="31"/>
+    <w:bookmarkStart w:id="32" w:name="sermon-xxii.-ministers-of-christ"/>
     <w:p>
       <w:pPr>
         <w:pStyle w:val="Heading2"/>
@@ -10557,8 +10616,8 @@
         <w:t xml:space="preserve">And one thing more I must say. The Apostles were to judge the twelve tribes of Israel; but the twelve tribes of Israel, those poor Jews who were cast out of their city because they did not care to serve their brethren, will judge us, if we, who call Jesus our Lord, do not like to be what He was and to do as He did. They refused Him and put Him to death, not knowing what they did. We know far better. And we refuse Him as our King; we act as if He had never come down to save us and bring us into His kingdom, if we are not willing to serve our brethren for His sake.</w:t>
       </w:r>
     </w:p>
-    <w:bookmarkEnd w:id="31"/>
-    <w:bookmarkStart w:id="32" w:name="sermon-xxiii.-the-light-of-the-world"/>
+    <w:bookmarkEnd w:id="32"/>
+    <w:bookmarkStart w:id="33" w:name="sermon-xxiii.-the-light-of-the-world"/>
     <w:p>
       <w:pPr>
         <w:pStyle w:val="Heading2"/>
@@ -10904,8 +10963,8 @@
         <w:t xml:space="preserve">‘Oh, God, I have walked in dark and evil ways; I confess to Thee that I have. I shall go on walking in them if Thou dost not forgive me my sins, and cleanse me from all unrighteousness. But I trust and am sure Thou wilt because Thou art faithful and just; because Thou hast manifested Thy righteousness in Thy dear Son for the forgiveness of sins; because Thou hast promised us strength to confess them, and turn from them, and to walk in Thy own right way.’</w:t>
       </w:r>
     </w:p>
-    <w:bookmarkEnd w:id="32"/>
-    <w:bookmarkStart w:id="33" w:name="X766291c38c593936db4c11612e71f33623c107c"/>
+    <w:bookmarkEnd w:id="33"/>
+    <w:bookmarkStart w:id="34" w:name="X766291c38c593936db4c11612e71f33623c107c"/>
     <w:p>
       <w:pPr>
         <w:pStyle w:val="Heading2"/>
@@ -11497,8 +11556,8 @@
         <w:t xml:space="preserve">For sometimes that is the only way we can describe it. A man becomes possessed with some furious passion. He becomes possessed by some dreadful habit; for instance, he makes himself a sot. His pride cannot keep him from it; the fear of losing all his money, and ruining his wife and children, will not keep him from it; the fear of the law is not a chain strong enough for him. But Christ is there; the Son of God is there? Yes, a man who is in this case finds out, indeed, what manner of Man that was who rebuked the winds and the waves. From His compassion and tenderness he might suppose He was only the greatest, the most loving of men. But in this battle with the evil spirits that have been ruling him, he finds that this loving Man is the Eternal Son of God! There is nothing in heaven or earth or hell but must at last bow to Him and obey Him. All, it is written, shall confess that Jesus Christ is Lord to the glory of God the Father. Oh, learn to confess Him now! You need Him in sickness and health, on the sea and the dry land; when you are crushed down by wicked enemies, and when He has restored you to your right mind.</w:t>
       </w:r>
     </w:p>
-    <w:bookmarkEnd w:id="33"/>
-    <w:bookmarkStart w:id="34" w:name="sermon-xxv.-the-man-of-sorrows"/>
+    <w:bookmarkEnd w:id="34"/>
+    <w:bookmarkStart w:id="35" w:name="sermon-xxv.-the-man-of-sorrows"/>
     <w:p>
       <w:pPr>
         <w:pStyle w:val="Heading2"/>
@@ -11718,8 +11777,8 @@
         <w:t xml:space="preserve">And so the Lord who pleased not Himself entered into His Father’s joy—the joy of saving and redeeming men; and in that joy He has dwelt ever since, and dwells now. But still we are bound to think of Him as the Man of Sorrows, as the man who bore all the sorrows that men have borne and do bear. And His Spirit, the Spirit of the Father and of the Son, is with us now, that we may enter both into His joy and His sorrow. If we ask that Spirit to come and dwell with us, we shall find that He is indeed a Comforter. For He teaches us of God’s infinite love, and Christ’s infinite sacrifice; He shows how the troubles which men have are not proofs of God’s hatred, seeing that they all fell upon His beloved Son, but may be means of drawing us to trust in Him, and give ourselves to Him. His Spirit, the Comforter, will teach us not to please ourselves as we are all trying to do, but to forget ourselves, and live in Christ and for each other. The Spirit will teach us to bear the reproaches in our own heart which men are putting upon our Father in heaven, and to do what we can to overcome them by proving that His will is to bless them, and deliver them, and do them good. His Spirit will teach us to enter into the sorrows of our fellow-men, which are the sorrows of Christ, and to look for a day when the darkness shall pass, and the earth shall be set free from its bondage, and the sons of God shall shout for joy because their Father’s face is shining without a veil.</w:t>
       </w:r>
     </w:p>
-    <w:bookmarkEnd w:id="34"/>
-    <w:bookmarkStart w:id="35" w:name="sermon-xxvi.-st.-matthews-day"/>
+    <w:bookmarkEnd w:id="35"/>
+    <w:bookmarkStart w:id="36" w:name="sermon-xxvi.-st.-matthews-day"/>
     <w:p>
       <w:pPr>
         <w:pStyle w:val="Heading2"/>
@@ -12231,8 +12290,8 @@
         <w:t xml:space="preserve">That is what He did for Matthew the Publican; that is what He is willing to do for every one of us poor sinful creatures who are here this morning.</w:t>
       </w:r>
     </w:p>
-    <w:bookmarkEnd w:id="35"/>
-    <w:bookmarkStart w:id="36" w:name="sermon-xxvii.-michaelmas-day"/>
+    <w:bookmarkEnd w:id="36"/>
+    <w:bookmarkStart w:id="37" w:name="sermon-xxvii.-michaelmas-day"/>
     <w:p>
       <w:pPr>
         <w:pStyle w:val="Heading2"/>
@@ -12582,8 +12641,8 @@
         <w:t xml:space="preserve">My friends, if St. Michael’s Day teaches you to lay these things to heart it will be a festival indeed to you. It will tell you how to regard the little ones whom Christ has committed to your care below—the little ones of your parish and neighbourhood, as well as of your own households. It will tell you how to expect the day, when all the angel-children who have been taken hence to the home of their Father in heaven, shall come to greet you, and to rejoice with you that He who became a little child, has fought the fight and won the day for you and for them, and for His whole family of men and angels.</w:t>
       </w:r>
     </w:p>
-    <w:bookmarkEnd w:id="36"/>
-    <w:bookmarkStart w:id="37" w:name="sermon-xxviii.-gods-visitations"/>
+    <w:bookmarkEnd w:id="37"/>
+    <w:bookmarkStart w:id="38" w:name="sermon-xxviii.-gods-visitations"/>
     <w:p>
       <w:pPr>
         <w:pStyle w:val="Heading2"/>
@@ -12978,8 +13037,8 @@
         <w:t xml:space="preserve">and that children may be given to their mothers, and mothers to their children, by His own loving hand who came upon earth, who lives in Heaven, to heal the breaches in his Father’s family, and to gather all together in one.</w:t>
       </w:r>
     </w:p>
-    <w:bookmarkEnd w:id="37"/>
-    <w:bookmarkStart w:id="38" w:name="sermon-xxix.-the-eternal-weight-of-glory"/>
+    <w:bookmarkEnd w:id="38"/>
+    <w:bookmarkStart w:id="39" w:name="sermon-xxix.-the-eternal-weight-of-glory"/>
     <w:p>
       <w:pPr>
         <w:pStyle w:val="Heading2"/>
@@ -13309,8 +13368,8 @@
         <w:t xml:space="preserve">‘Brother, it is for thee; for thee the Son of God poured out His blood! for thee He overcame death! for thee He lives and pleads at His Father’s right hand! for thee He sent His Spirit that thou mightest claim thy place as one of God’s beloved children; that thou mightest possess the inheritance which He has prepared for them that love Him. Take thy portion of afflictions, whatever it be, that God sends thee here. Receive them as a Father’s love-tokens to thee. Remember that He laid all first upon that Son in whom He delights, the Son who was with Him before the worlds were. Remember that He would use them to bring thee out of death to His eternal life; out of darkness to His perfect light; out of the vain glory which we covet for ourselves to the weight of glory which will be manifested to all creatures in the great day of redemption, when He whose face was marred more than any man’s shall be revealed in the glory of His Father and the holy angels.’</w:t>
       </w:r>
     </w:p>
-    <w:bookmarkEnd w:id="38"/>
-    <w:bookmarkStart w:id="39" w:name="sermon-xxx.-the-grace-of-god"/>
+    <w:bookmarkEnd w:id="39"/>
+    <w:bookmarkStart w:id="40" w:name="sermon-xxx.-the-grace-of-god"/>
     <w:p>
       <w:pPr>
         <w:pStyle w:val="Heading2"/>
@@ -13691,8 +13750,8 @@
         <w:t xml:space="preserve">‘Grace and peace be multiplied to you, from God our Father, and the Lord Jesus Christ.’</w:t>
       </w:r>
     </w:p>
-    <w:bookmarkEnd w:id="39"/>
-    <w:bookmarkStart w:id="40" w:name="sermon-xxxi.-the-new-covenant"/>
+    <w:bookmarkEnd w:id="40"/>
+    <w:bookmarkStart w:id="41" w:name="sermon-xxxi.-the-new-covenant"/>
     <w:p>
       <w:pPr>
         <w:pStyle w:val="Heading2"/>
@@ -14071,8 +14130,8 @@
         <w:t xml:space="preserve">We all of us have a hope that they must come to pass let them go ever so far beyond our understanding. Yes, and let us cherish that hope. It will not make us ashamed at the last. And in the mean time it will strengthen us to be patient in well doing; for we shall reap if we faint not. There were no signs of a harvest when you cast the seeds into the ground, nor for weeks and months after that. But you believed it would come; your belief helped you to work and to wait, and you have the fruit of it. So will it be with every word of God which is cast into the hearts of men. He who is the great Husbandman has long patience for the precious fruit of His Son’s travail and suffering. He calls you to the high honour of being His fellow-workers and fellow-waiters; that you may enter into His joy when He shall bring back His sheaves with Him. Do not refuse that honour, there is none that can be compared with it.</w:t>
       </w:r>
     </w:p>
-    <w:bookmarkEnd w:id="40"/>
-    <w:bookmarkStart w:id="41" w:name="sermon-xxxii.-the-last-supper"/>
+    <w:bookmarkEnd w:id="41"/>
+    <w:bookmarkStart w:id="42" w:name="sermon-xxxii.-the-last-supper"/>
     <w:p>
       <w:pPr>
         <w:pStyle w:val="Heading2"/>
@@ -14592,8 +14651,8 @@
         <w:t xml:space="preserve">‘Lord, if it is I, by Thy Cross and Thy precious blood, by Thy own infinite Love, raise me out of my selfishness and despair. I will not distrust Thee because I distrust myself. I am one of that family for which Thou didst offer Thyself. I claim no higher honour. I covet no separate place. Thou didst give Thy body and blood for the life of the world, let me partake of them as one of that world. Let me be united to Thee now that I may have Thee as my portion for ever.’</w:t>
       </w:r>
     </w:p>
-    <w:bookmarkEnd w:id="41"/>
-    <w:bookmarkStart w:id="42" w:name="sermon-xxxiii.-the-law-of-liberty"/>
+    <w:bookmarkEnd w:id="42"/>
+    <w:bookmarkStart w:id="43" w:name="sermon-xxxiii.-the-law-of-liberty"/>
     <w:p>
       <w:pPr>
         <w:pStyle w:val="Heading2"/>
@@ -15002,8 +15061,8 @@
         <w:t xml:space="preserve">“Let the floods clap their hands, and let the hills be joyful together before the Lord; for He cometh to judge the earth. With righteousness shall He judge the world, and the people with equity.”</w:t>
       </w:r>
     </w:p>
-    <w:bookmarkEnd w:id="42"/>
-    <w:bookmarkStart w:id="43" w:name="sermon-xxxiv.-the-sure-and-certain-hope"/>
+    <w:bookmarkEnd w:id="43"/>
+    <w:bookmarkStart w:id="44" w:name="sermon-xxxiv.-the-sure-and-certain-hope"/>
     <w:p>
       <w:pPr>
         <w:pStyle w:val="Heading2"/>
@@ -15326,8 +15385,8 @@
         <w:t xml:space="preserve">But, as St. Paul teaches us so continually in this chapter, that which sustains all these expectations is the recollection of Christ, of His death and resurrection—His union with the Father—His union with us His brethren upon earth. If we try to fashion this world or the world to come without Him, both will be very solitary and dreary; if we look to Him as our fellow-sufferer and our Lord, as our advocate and forerunner, the earth which He has trodden, which He has redeemed, will be full of delight and beauty amidst all its sorrows. And the world unseen into which He has entered will be filled with the brightness of His presence, with the brightness of that innumerable company which cast their crowns at His feet, and hail Him as the Lamb that was slain, and that has brought them out of every kindred and tribe into His Father’s house.</w:t>
       </w:r>
     </w:p>
-    <w:bookmarkEnd w:id="43"/>
-    <w:bookmarkStart w:id="44" w:name="sermon-xxxv.-the-baptism-of-repentance"/>
+    <w:bookmarkEnd w:id="44"/>
+    <w:bookmarkStart w:id="45" w:name="sermon-xxxv.-the-baptism-of-repentance"/>
     <w:p>
       <w:pPr>
         <w:pStyle w:val="Heading2"/>
@@ -16062,8 +16121,8 @@
         <w:t xml:space="preserve">We have a greater assurance that God will give us repentance; we have greater encouragement to confess all our sins to Him. We have proofs which John the Baptist did not know, that He will put them away and give us a clean heart and a right mind. But Oh, my friends, what madmen shall we be if with all these pledges and encouragements to trust our Father in heaven we distrust; if with the certainty that He wills to take away our sins, we hug our sins and let them eat into our souls and destroy them; if when we might have the Holy Spirit dwelling in us and reigning over us, we open our hearts to the Evil Spirit, and let him be our master. We are all tempted to do that; if our blessings are greater than those of the men in the old times our dangers are greater; the only deliverance is in coming to God and asking Him to search us and to try us, to see if there be any wicked way in us, to guide us in the way everlasting. From every town and village in England people may come and confess their sins to God, and ask Him to make them right; but if they choose their sins instead of His righteousness and truth, they choose misery instead of peace, death instead of life, the kingdom of hell instead of the kingdom of heaven.</w:t>
       </w:r>
     </w:p>
-    <w:bookmarkEnd w:id="44"/>
-    <w:bookmarkStart w:id="45" w:name="Xa960b1846e6da9fa6e3d2bbdc1695a2befc2cf3"/>
+    <w:bookmarkEnd w:id="45"/>
+    <w:bookmarkStart w:id="46" w:name="Xa960b1846e6da9fa6e3d2bbdc1695a2befc2cf3"/>
     <w:p>
       <w:pPr>
         <w:pStyle w:val="Heading2"/>
@@ -16445,8 +16504,8 @@
         <w:t xml:space="preserve">‘Because they have forsaken the covenant of the Lord their God, because they have worshipped other Gods, their money, their pleasures, their malice, and served them.’</w:t>
       </w:r>
     </w:p>
-    <w:bookmarkEnd w:id="45"/>
-    <w:bookmarkStart w:id="46" w:name="sermon-xxxvii.-life-and-raiment"/>
+    <w:bookmarkEnd w:id="46"/>
+    <w:bookmarkStart w:id="47" w:name="sermon-xxxvii.-life-and-raiment"/>
     <w:p>
       <w:pPr>
         <w:pStyle w:val="Heading2"/>
@@ -16932,8 +16991,8 @@
         <w:t xml:space="preserve">Feed upon that in your hearts. There is nothing like it. Angels and Archangels feed upon it. Poor men and women may feed upon it with them. It will never wear out. And you need not take thought or be anxious about this food more than the other. We cannot earn it. God gives it. He sends you this simplest sign and token how real it is, and that He would have all partake of it together. He bestows it freely; we receive when we give Him thanks for it.</w:t>
       </w:r>
     </w:p>
-    <w:bookmarkEnd w:id="46"/>
-    <w:bookmarkStart w:id="47" w:name="sermon-xxxviii.-the-house-of-god"/>
+    <w:bookmarkEnd w:id="47"/>
+    <w:bookmarkStart w:id="48" w:name="sermon-xxxviii.-the-house-of-god"/>
     <w:p>
       <w:pPr>
         <w:pStyle w:val="Heading2"/>
@@ -17326,8 +17385,8 @@
         <w:t xml:space="preserve">I believe that this is a testimony which the great merchant city that is so near us needs, which the whole land needs, which mankind needs, which each of us needs. Therefore, I beseech you, that you will bring some of the fruits of that merchandize which may else turn to the injury of your civic life and your national life, which may be a canker to eat up your nobler inward life, which may make you less of Englishmen, less of men, to the support of this house which speaks of a Father who will make the gold and silver, and the stone and the iron and wood, all to serve for the good and glory of His creatures, and who will make those creatures themselves into a more glorious temple in which He Himself will dwell for ever and ever.</w:t>
       </w:r>
     </w:p>
-    <w:bookmarkEnd w:id="47"/>
-    <w:bookmarkStart w:id="48" w:name="Xef3c95ce717755bd91c0d23ec4e0a30870b5ec6"/>
+    <w:bookmarkEnd w:id="48"/>
+    <w:bookmarkStart w:id="49" w:name="Xef3c95ce717755bd91c0d23ec4e0a30870b5ec6"/>
     <w:p>
       <w:pPr>
         <w:pStyle w:val="Heading2"/>
@@ -17764,8 +17823,8 @@
         <w:t xml:space="preserve">“Glory to Him that sitteth on the throne, and to the Lamb for ever and ever.”</w:t>
       </w:r>
     </w:p>
-    <w:bookmarkEnd w:id="48"/>
-    <w:bookmarkStart w:id="49" w:name="sermon-xl.-suffering-and-glory"/>
+    <w:bookmarkEnd w:id="49"/>
+    <w:bookmarkStart w:id="50" w:name="sermon-xl.-suffering-and-glory"/>
     <w:p>
       <w:pPr>
         <w:pStyle w:val="Heading2"/>
@@ -18266,8 +18325,8 @@
         <w:t xml:space="preserve">‘Surely He who has broken my bands asunder is the king and Lord of the whole earth. Surely it must be His will and His Father’s will that all His creatures should be brought out of the bondage of corruption. Surely it is His glory that we are all to long for and hope for. There must be a day when that glory shall appear, and all flesh shall see it, for the mouth of the Lord hath spoken it.’</w:t>
       </w:r>
     </w:p>
-    <w:bookmarkEnd w:id="49"/>
-    <w:bookmarkStart w:id="50" w:name="sermon-xli.-repentance-and-conversion"/>
+    <w:bookmarkEnd w:id="50"/>
+    <w:bookmarkStart w:id="51" w:name="sermon-xli.-repentance-and-conversion"/>
     <w:p>
       <w:pPr>
         <w:pStyle w:val="Heading2"/>
@@ -18912,8 +18971,8 @@
         <w:t xml:space="preserve">Oh, let us cherish this belief more and more. Let us act upon it more and more. For then we shall find that the Apostle’s last words are fulfilled to us, as much as to the people of any former generation. We, too, may have our sins blotted out. We, too, may have clean, free, purified consciences. We, too, may know how the blood of Christ cleanseth from all sin. When we turn to God, not that we may obtain indulgence for our sin, but that we may be delivered from it; not that we may gain some blessing for ourselves from which others are excluded—but that we may partake of that perfect sacrifice, oblation, and satisfaction, which was made for the whole world; we shall find that every promise of God in Christ is Yea and Amen, that the fulfilment does not fall short of the expectation, but exceeds all that we can ask and think. For then we shall look forward to that time of refreshing from the presence of the Lord, of which the Apostle speaks at the end of this verse. We shall expect the appearing of the Lord Jesus Christ, that restitution of all things which God hath promised by the mouth of all His holy Prophets, since the world began. We shall wait for this Revelation and hasten towards it, because it is the Revelation of Him who is the perfect Light of the world: because before His brightness all that is false and corrupt and evil must for ever flee away.</w:t>
       </w:r>
     </w:p>
-    <w:bookmarkEnd w:id="50"/>
     <w:bookmarkEnd w:id="51"/>
+    <w:bookmarkEnd w:id="52"/>
     <w:sectPr>
       <w:footnotePr>
         <w:numRestart w:val="eachSect"/>
@@ -19696,6 +19755,17 @@
       <w:jc w:val="center"/>
     </w:pPr>
   </w:style>
+  <w:style w:customStyle="1" w:styleId="MarginNote" w:type="character">
+    <w:name w:val="Margin Note"/>
+    <w:basedOn w:val="BodyTextChar"/>
+    <w:qFormat/>
+    <w:rPr>
+      <w:b/>
+      <w:bCs/>
+      <w:sz w:val="20"/>
+      <w:szCs w:val="20"/>
+    </w:rPr>
+  </w:style>
   <w:style w:type="paragraph" w:customStyle="1" w:styleId="SourceCode">
     <w:name w:val="Source Code"/>
     <w:basedOn w:val="Normal"/>
